--- a/English/LiangXiaoHua/2026/0725/【文章】标注生词 0500 English - First Language March 2026 Insert  12.docx
+++ b/English/LiangXiaoHua/2026/0725/【文章】标注生词 0500 English - First Language March 2026 Insert  12.docx
@@ -14046,15 +14046,7 @@
         <w:rPr>
           <w:color w:val="231F20"/>
         </w:rPr>
-        <w:t>. I count th</w:t>
-      </w:r>
-      <w:bookmarkStart w:id="0" w:name="_GoBack"/>
-      <w:bookmarkEnd w:id="0"/>
-      <w:r>
-        <w:rPr>
-          <w:color w:val="231F20"/>
-        </w:rPr>
-        <w:t>irty-two animals.</w:t>
+        <w:t>. I count thirty-two animals.</w:t>
       </w:r>
     </w:p>
     <w:p>
@@ -14213,13 +14205,13 @@
       </w:r>
       <w:r>
         <w:rPr>
-          <w:color w:val="231F20"/>
+          <w:color w:val="00B050"/>
         </w:rPr>
         <w:t>stale</w:t>
       </w:r>
       <w:r>
         <w:rPr>
-          <w:color w:val="231F20"/>
+          <w:color w:val="00B050"/>
           <w:spacing w:val="-2"/>
         </w:rPr>
         <w:t xml:space="preserve"> </w:t>
@@ -14300,7 +14292,19 @@
         <w:rPr>
           <w:color w:val="231F20"/>
         </w:rPr>
-        <w:t>I see why: her underbelly is a blizzard of white. Snowstorm</w:t>
+        <w:t xml:space="preserve">I see why: her </w:t>
+      </w:r>
+      <w:r>
+        <w:rPr>
+          <w:color w:val="00B050"/>
+        </w:rPr>
+        <w:t xml:space="preserve">underbelly </w:t>
+      </w:r>
+      <w:r>
+        <w:rPr>
+          <w:color w:val="231F20"/>
+        </w:rPr>
+        <w:t>is a blizzard of white. Snowstorm</w:t>
       </w:r>
       <w:r>
         <w:rPr>
@@ -15728,7 +15732,19 @@
         <w:rPr>
           <w:color w:val="231F20"/>
         </w:rPr>
-        <w:t>. The sailor stands beside me. ‘Let them walk on air: they’ll never walk on their continent again,’</w:t>
+        <w:t xml:space="preserve">. The sailor stands beside me. ‘Let them walk on air: they’ll never walk on their </w:t>
+      </w:r>
+      <w:r>
+        <w:rPr>
+          <w:color w:val="00B050"/>
+        </w:rPr>
+        <w:t xml:space="preserve">continent </w:t>
+      </w:r>
+      <w:r>
+        <w:rPr>
+          <w:color w:val="231F20"/>
+        </w:rPr>
+        <w:t>again,’</w:t>
       </w:r>
       <w:r>
         <w:rPr>
@@ -15900,7 +15916,7 @@
       </w:r>
       <w:r>
         <w:rPr>
-          <w:color w:val="231F20"/>
+          <w:color w:val="00B050"/>
         </w:rPr>
         <w:t>lorry</w:t>
       </w:r>
@@ -16611,14 +16627,14 @@
       </w:r>
       <w:r>
         <w:rPr>
-          <w:color w:val="231F20"/>
+          <w:color w:val="00B050"/>
           <w:position w:val="1"/>
         </w:rPr>
         <w:t>icy</w:t>
       </w:r>
       <w:r>
         <w:rPr>
-          <w:color w:val="231F20"/>
+          <w:color w:val="00B050"/>
           <w:spacing w:val="-2"/>
           <w:position w:val="1"/>
         </w:rPr>
@@ -16626,10 +16642,17 @@
       </w:r>
       <w:r>
         <w:rPr>
-          <w:color w:val="231F20"/>
+          <w:color w:val="00B050"/>
           <w:position w:val="1"/>
         </w:rPr>
-        <w:t>morning.</w:t>
+        <w:t>morning</w:t>
+      </w:r>
+      <w:r>
+        <w:rPr>
+          <w:color w:val="231F20"/>
+          <w:position w:val="1"/>
+        </w:rPr>
+        <w:t>.</w:t>
       </w:r>
       <w:r>
         <w:rPr>
@@ -17195,7 +17218,13 @@
         <w:rPr>
           <w:color w:val="231F20"/>
         </w:rPr>
-        <w:t>climate!</w:t>
+        <w:t>climate</w:t>
+      </w:r>
+      <w:r>
+        <w:rPr>
+          <w:color w:val="00B050"/>
+        </w:rPr>
+        <w:t>!</w:t>
       </w:r>
       <w:r>
         <w:rPr>
@@ -17473,38 +17502,40 @@
         </w:rPr>
         <w:t>‘</w:t>
       </w:r>
-      <w:r>
-        <w:rPr>
-          <w:color w:val="00B050"/>
+      <w:bookmarkStart w:id="0" w:name="_GoBack"/>
+      <w:r>
+        <w:rPr>
+          <w:color w:val="FF0000"/>
         </w:rPr>
         <w:t>They</w:t>
       </w:r>
       <w:r>
         <w:rPr>
-          <w:color w:val="00B050"/>
+          <w:color w:val="FF0000"/>
           <w:spacing w:val="-4"/>
         </w:rPr>
         <w:t xml:space="preserve"> </w:t>
       </w:r>
       <w:r>
         <w:rPr>
-          <w:color w:val="00B050"/>
+          <w:color w:val="FF0000"/>
         </w:rPr>
         <w:t>were</w:t>
       </w:r>
       <w:r>
         <w:rPr>
-          <w:color w:val="00B050"/>
-          <w:spacing w:val="-2"/>
-        </w:rPr>
-        <w:t xml:space="preserve"> </w:t>
-      </w:r>
-      <w:r>
-        <w:rPr>
-          <w:color w:val="00B050"/>
+          <w:color w:val="FF0000"/>
+          <w:spacing w:val="-2"/>
+        </w:rPr>
+        <w:t xml:space="preserve"> </w:t>
+      </w:r>
+      <w:r>
+        <w:rPr>
+          <w:color w:val="FF0000"/>
         </w:rPr>
         <w:t>free</w:t>
       </w:r>
+      <w:bookmarkEnd w:id="0"/>
       <w:r>
         <w:rPr>
           <w:color w:val="231F20"/>
